--- a/projects/research-notes/for-word/05-Metrics-Reference.docx
+++ b/projects/research-notes/for-word/05-Metrics-Reference.docx
@@ -11,7 +11,6 @@
       </w:r>
     </w:p>
     <w:p>
-      <w:r/>
       <w:r>
         <w:rPr>
           <w:b/>
@@ -23,7 +22,6 @@
       </w:r>
     </w:p>
     <w:p>
-      <w:r/>
       <w:r>
         <w:rPr>
           <w:b/>
@@ -35,7 +33,6 @@
       </w:r>
     </w:p>
     <w:p>
-      <w:r/>
       <w:r>
         <w:rPr>
           <w:b/>
@@ -65,14 +62,12 @@
       </w:r>
     </w:p>
     <w:p>
-      <w:r/>
       <w:r>
         <w:rPr>
           <w:b/>
         </w:rPr>
         <w:t>Metrics Summary:</w:t>
       </w:r>
-      <w:r/>
     </w:p>
     <w:tbl>
       <w:tblPr>
@@ -276,7 +271,6 @@
     </w:tbl>
     <w:p/>
     <w:p>
-      <w:r/>
       <w:r>
         <w:rPr>
           <w:b/>
@@ -9757,7 +9751,6 @@
       <w:pPr>
         <w:pStyle w:val="ListNumber"/>
       </w:pPr>
-      <w:r/>
       <w:r>
         <w:rPr>
           <w:b/>
@@ -9772,7 +9765,6 @@
       <w:pPr>
         <w:pStyle w:val="ListNumber"/>
       </w:pPr>
-      <w:r/>
       <w:r>
         <w:rPr>
           <w:b/>
@@ -9787,7 +9779,6 @@
       <w:pPr>
         <w:pStyle w:val="ListNumber"/>
       </w:pPr>
-      <w:r/>
       <w:r>
         <w:rPr>
           <w:b/>
@@ -9802,7 +9793,6 @@
       <w:pPr>
         <w:pStyle w:val="ListNumber"/>
       </w:pPr>
-      <w:r/>
       <w:r>
         <w:rPr>
           <w:b/>
@@ -9817,7 +9807,6 @@
       <w:pPr>
         <w:pStyle w:val="ListNumber"/>
       </w:pPr>
-      <w:r/>
       <w:r>
         <w:rPr>
           <w:b/>
